--- a/submission/COVER_LETTER_JEI.docx
+++ b/submission/COVER_LETTER_JEI.docx
@@ -86,7 +86,7 @@
         <w:t xml:space="preserve">“</w:t>
       </w:r>
       <w:r>
-        <w:t xml:space="preserve">Druggable-gene-wide Mendelian randomization distinguishes TSHR-anchored susceptibility from IGF1R effector biology in Graves disease and thyroid eye disease,</w:t>
+        <w:t xml:space="preserve">A drug target that is not a susceptibility locus: druggable-gene-wide Mendelian randomization distinguishes TSHR anchoring from IGF1R effector biology in Graves disease and thyroid eye disease,</w:t>
       </w:r>
       <w:r>
         <w:t xml:space="preserve">”</w:t>
